--- a/docx/hf-topics/gengram/implementation-va-replication.docx
+++ b/docx/hf-topics/gengram/implementation-va-replication.docx
@@ -72,7 +72,7 @@
         </w:rPr>
         <w:t xml:space="preserve">Paper page: </w:t>
       </w:r>
-      <w:hyperlink w:history="1" r:id="rIdb3pe3jvctczmpzj2rx2ba">
+      <w:hyperlink w:history="1" r:id="rId8zuxrfjffp4rsmd830jnu">
         <w:r>
           <w:rPr>
             <w:rStyle w:val="Hyperlink"/>
@@ -102,7 +102,7 @@
         </w:rPr>
         <w:t xml:space="preserve">Model card: </w:t>
       </w:r>
-      <w:hyperlink w:history="1" r:id="rIdvbqm3ny-q_awjblqemdoc">
+      <w:hyperlink w:history="1" r:id="rId19rijazbainaqzoq0eexh">
         <w:r>
           <w:rPr>
             <w:rStyle w:val="Hyperlink"/>
@@ -130,27 +130,9 @@
           <w:sz w:val="24"/>
           <w:szCs w:val="24"/>
         </w:rPr>
-        <w:t xml:space="preserve">Official code base trong hệ </w:t>
-      </w:r>
-      <w:r>
-        <w:rPr>
-          <w:rFonts w:ascii="Consolas" w:cs="Consolas" w:eastAsia="Consolas" w:hAnsi="Consolas"/>
-          <w:color w:val="2F3A46"/>
-          <w:sz w:val="22"/>
-          <w:szCs w:val="22"/>
-        </w:rPr>
-        <w:t xml:space="preserve">Genos</w:t>
-      </w:r>
-      <w:r>
-        <w:rPr>
-          <w:rFonts w:ascii="Times New Roman" w:cs="Times New Roman" w:eastAsia="Times New Roman" w:hAnsi="Times New Roman"/>
-          <w:color w:val="1F1F1F"/>
-          <w:sz w:val="24"/>
-          <w:szCs w:val="24"/>
-        </w:rPr>
-        <w:t xml:space="preserve">: </w:t>
-      </w:r>
-      <w:hyperlink w:history="1" r:id="rIdriisjguu7ae3euynuc8cq">
+        <w:t xml:space="preserve">Official repo: </w:t>
+      </w:r>
+      <w:hyperlink w:history="1" r:id="rIdhhxwleaeos4mtjbwjqesd">
         <w:r>
           <w:rPr>
             <w:rStyle w:val="Hyperlink"/>
@@ -158,7 +140,7 @@
             <w:sz w:val="24"/>
             <w:szCs w:val="24"/>
           </w:rPr>
-          <w:t xml:space="preserve">https://github.com/BGI-HangzhouAI/Genos</w:t>
+          <w:t xml:space="preserve">https://github.com/zhejianglab/Gengram</w:t>
         </w:r>
       </w:hyperlink>
     </w:p>
@@ -178,9 +160,9 @@
           <w:sz w:val="24"/>
           <w:szCs w:val="24"/>
         </w:rPr>
-        <w:t xml:space="preserve">Hugging Face org hiện hoạt động mạnh cho hệ này: </w:t>
-      </w:r>
-      <w:hyperlink w:history="1" r:id="rIdtx_oxoznubgdvd6mqguma">
+        <w:t xml:space="preserve">Benchmark dataset public: </w:t>
+      </w:r>
+      <w:hyperlink w:history="1" r:id="rIdl-qistvsyy0rnrtd7ht44">
         <w:r>
           <w:rPr>
             <w:rStyle w:val="Hyperlink"/>
@@ -239,7 +221,26 @@
           <w:sz w:val="24"/>
           <w:szCs w:val="24"/>
         </w:rPr>
-        <w:t xml:space="preserve"> đang xuất hiện ở cả </w:t>
+        <w:t xml:space="preserve"> đang đi theo một tách lớp khá rõ:</w:t>
+      </w:r>
+    </w:p>
+    <w:p>
+      <w:pPr>
+        <w:pStyle w:val="ListParagraph"/>
+        <w:numPr>
+          <w:ilvl w:val="0"/>
+          <w:numId w:val="1"/>
+        </w:numPr>
+        <w:spacing w:after="80" w:line="320"/>
+      </w:pPr>
+      <w:r>
+        <w:rPr>
+          <w:rFonts w:ascii="Times New Roman" w:cs="Times New Roman" w:eastAsia="Times New Roman" w:hAnsi="Times New Roman"/>
+          <w:color w:val="1F1F1F"/>
+          <w:sz w:val="24"/>
+          <w:szCs w:val="24"/>
+        </w:rPr>
+        <w:t xml:space="preserve">paper, model card, và repo chính thức nằm ở nhánh </w:t>
       </w:r>
       <w:r>
         <w:rPr>
@@ -257,7 +258,26 @@
           <w:sz w:val="24"/>
           <w:szCs w:val="24"/>
         </w:rPr>
-        <w:t xml:space="preserve"> và </w:t>
+        <w:t xml:space="preserve">;</w:t>
+      </w:r>
+    </w:p>
+    <w:p>
+      <w:pPr>
+        <w:pStyle w:val="ListParagraph"/>
+        <w:numPr>
+          <w:ilvl w:val="0"/>
+          <w:numId w:val="1"/>
+        </w:numPr>
+        <w:spacing w:after="80" w:line="320"/>
+      </w:pPr>
+      <w:r>
+        <w:rPr>
+          <w:rFonts w:ascii="Times New Roman" w:cs="Times New Roman" w:eastAsia="Times New Roman" w:hAnsi="Times New Roman"/>
+          <w:color w:val="1F1F1F"/>
+          <w:sz w:val="24"/>
+          <w:szCs w:val="24"/>
+        </w:rPr>
+        <w:t xml:space="preserve">benchmark dataset public cho evaluation lại xuất hiện rõ trong hệ </w:t>
       </w:r>
       <w:r>
         <w:rPr>
@@ -267,62 +287,6 @@
           <w:szCs w:val="22"/>
         </w:rPr>
         <w:t xml:space="preserve">BGI-HangzhouAI</w:t>
-      </w:r>
-      <w:r>
-        <w:rPr>
-          <w:rFonts w:ascii="Times New Roman" w:cs="Times New Roman" w:eastAsia="Times New Roman" w:hAnsi="Times New Roman"/>
-          <w:color w:val="1F1F1F"/>
-          <w:sz w:val="24"/>
-          <w:szCs w:val="24"/>
-        </w:rPr>
-        <w:t xml:space="preserve">. Diễn giải hợp lý nhất là:</w:t>
-      </w:r>
-    </w:p>
-    <w:p>
-      <w:pPr>
-        <w:pStyle w:val="ListParagraph"/>
-        <w:numPr>
-          <w:ilvl w:val="0"/>
-          <w:numId w:val="1"/>
-        </w:numPr>
-        <w:spacing w:after="80" w:line="320"/>
-      </w:pPr>
-      <w:r>
-        <w:rPr>
-          <w:rFonts w:ascii="Times New Roman" w:cs="Times New Roman" w:eastAsia="Times New Roman" w:hAnsi="Times New Roman"/>
-          <w:color w:val="1F1F1F"/>
-          <w:sz w:val="24"/>
-          <w:szCs w:val="24"/>
-        </w:rPr>
-        <w:t xml:space="preserve">paper/model card gốc được công bố dưới một namespace;</w:t>
-      </w:r>
-    </w:p>
-    <w:p>
-      <w:pPr>
-        <w:pStyle w:val="ListParagraph"/>
-        <w:numPr>
-          <w:ilvl w:val="0"/>
-          <w:numId w:val="1"/>
-        </w:numPr>
-        <w:spacing w:after="80" w:line="320"/>
-      </w:pPr>
-      <w:r>
-        <w:rPr>
-          <w:rFonts w:ascii="Times New Roman" w:cs="Times New Roman" w:eastAsia="Times New Roman" w:hAnsi="Times New Roman"/>
-          <w:color w:val="1F1F1F"/>
-          <w:sz w:val="24"/>
-          <w:szCs w:val="24"/>
-        </w:rPr>
-        <w:t xml:space="preserve">hệ benchmark, code, và hoạt động triển khai tiếp tục được cập nhật trong hệ </w:t>
-      </w:r>
-      <w:r>
-        <w:rPr>
-          <w:rFonts w:ascii="Consolas" w:cs="Consolas" w:eastAsia="Consolas" w:hAnsi="Consolas"/>
-          <w:color w:val="2F3A46"/>
-          <w:sz w:val="22"/>
-          <w:szCs w:val="22"/>
-        </w:rPr>
-        <w:t xml:space="preserve">BGI-HangzhouAI/Genos</w:t>
       </w:r>
       <w:r>
         <w:rPr>
@@ -346,7 +310,43 @@
           <w:sz w:val="24"/>
           <w:szCs w:val="24"/>
         </w:rPr>
-        <w:t xml:space="preserve">Đây là suy luận từ official sources hiện có, không phải một statement nguyên văn duy nhất từ tác giả.</w:t>
+        <w:t xml:space="preserve">Đây là cách đọc hợp lý từ official sources hiện có. Nó quan trọng vì nếu không tách đúng hai lớp này, rất dễ nhầm </w:t>
+      </w:r>
+      <w:r>
+        <w:rPr>
+          <w:rFonts w:ascii="Consolas" w:cs="Consolas" w:eastAsia="Consolas" w:hAnsi="Consolas"/>
+          <w:color w:val="2F3A46"/>
+          <w:sz w:val="22"/>
+          <w:szCs w:val="22"/>
+        </w:rPr>
+        <w:t xml:space="preserve">repo chính thức</w:t>
+      </w:r>
+      <w:r>
+        <w:rPr>
+          <w:rFonts w:ascii="Times New Roman" w:cs="Times New Roman" w:eastAsia="Times New Roman" w:hAnsi="Times New Roman"/>
+          <w:color w:val="1F1F1F"/>
+          <w:sz w:val="24"/>
+          <w:szCs w:val="24"/>
+        </w:rPr>
+        <w:t xml:space="preserve"> với </w:t>
+      </w:r>
+      <w:r>
+        <w:rPr>
+          <w:rFonts w:ascii="Consolas" w:cs="Consolas" w:eastAsia="Consolas" w:hAnsi="Consolas"/>
+          <w:color w:val="2F3A46"/>
+          <w:sz w:val="22"/>
+          <w:szCs w:val="22"/>
+        </w:rPr>
+        <w:t xml:space="preserve">kho benchmark</w:t>
+      </w:r>
+      <w:r>
+        <w:rPr>
+          <w:rFonts w:ascii="Times New Roman" w:cs="Times New Roman" w:eastAsia="Times New Roman" w:hAnsi="Times New Roman"/>
+          <w:color w:val="1F1F1F"/>
+          <w:sz w:val="24"/>
+          <w:szCs w:val="24"/>
+        </w:rPr>
+        <w:t xml:space="preserve">.</w:t>
       </w:r>
     </w:p>
     <w:p>
@@ -772,7 +772,100 @@
           <w:sz w:val="24"/>
           <w:szCs w:val="24"/>
         </w:rPr>
-        <w:t xml:space="preserve"> không nên bị trình bày như một topic “clone repo rồi chạy vài lệnh là xong”. Với dữ liệu hiện có, đó là cách kỳ vọng không thực tế.</w:t>
+        <w:t xml:space="preserve"> không nên bị trình bày như một topic “clone repo rồi chạy vài lệnh là xong”. Với dữ liệu hiện có, cách kỳ vọng đúng hơn là:</w:t>
+      </w:r>
+    </w:p>
+    <w:p>
+      <w:pPr>
+        <w:pStyle w:val="ListParagraph"/>
+        <w:numPr>
+          <w:ilvl w:val="0"/>
+          <w:numId w:val="1"/>
+        </w:numPr>
+        <w:spacing w:after="80" w:line="320"/>
+      </w:pPr>
+      <w:r>
+        <w:rPr>
+          <w:rFonts w:ascii="Times New Roman" w:cs="Times New Roman" w:eastAsia="Times New Roman" w:hAnsi="Times New Roman"/>
+          <w:color w:val="1F1F1F"/>
+          <w:sz w:val="24"/>
+          <w:szCs w:val="24"/>
+        </w:rPr>
+        <w:t xml:space="preserve">có thể đọc paper và asset khá rõ;</w:t>
+      </w:r>
+    </w:p>
+    <w:p>
+      <w:pPr>
+        <w:pStyle w:val="ListParagraph"/>
+        <w:numPr>
+          <w:ilvl w:val="0"/>
+          <w:numId w:val="1"/>
+        </w:numPr>
+        <w:spacing w:after="80" w:line="320"/>
+      </w:pPr>
+      <w:r>
+        <w:rPr>
+          <w:rFonts w:ascii="Times New Roman" w:cs="Times New Roman" w:eastAsia="Times New Roman" w:hAnsi="Times New Roman"/>
+          <w:color w:val="1F1F1F"/>
+          <w:sz w:val="24"/>
+          <w:szCs w:val="24"/>
+        </w:rPr>
+        <w:t xml:space="preserve">có thể đi tới </w:t>
+      </w:r>
+      <w:r>
+        <w:rPr>
+          <w:rFonts w:ascii="Consolas" w:cs="Consolas" w:eastAsia="Consolas" w:hAnsi="Consolas"/>
+          <w:color w:val="2F3A46"/>
+          <w:sz w:val="22"/>
+          <w:szCs w:val="22"/>
+        </w:rPr>
+        <w:t xml:space="preserve">minimal replication</w:t>
+      </w:r>
+      <w:r>
+        <w:rPr>
+          <w:rFonts w:ascii="Times New Roman" w:cs="Times New Roman" w:eastAsia="Times New Roman" w:hAnsi="Times New Roman"/>
+          <w:color w:val="1F1F1F"/>
+          <w:sz w:val="24"/>
+          <w:szCs w:val="24"/>
+        </w:rPr>
+        <w:t xml:space="preserve"> nếu chọn benchmark nhỏ đúng cách;</w:t>
+      </w:r>
+    </w:p>
+    <w:p>
+      <w:pPr>
+        <w:pStyle w:val="ListParagraph"/>
+        <w:numPr>
+          <w:ilvl w:val="0"/>
+          <w:numId w:val="1"/>
+        </w:numPr>
+        <w:spacing w:after="80" w:line="320"/>
+      </w:pPr>
+      <w:r>
+        <w:rPr>
+          <w:rFonts w:ascii="Times New Roman" w:cs="Times New Roman" w:eastAsia="Times New Roman" w:hAnsi="Times New Roman"/>
+          <w:color w:val="1F1F1F"/>
+          <w:sz w:val="24"/>
+          <w:szCs w:val="24"/>
+        </w:rPr>
+        <w:t xml:space="preserve">nhưng chưa nên hứa hẹn </w:t>
+      </w:r>
+      <w:r>
+        <w:rPr>
+          <w:rFonts w:ascii="Consolas" w:cs="Consolas" w:eastAsia="Consolas" w:hAnsi="Consolas"/>
+          <w:color w:val="2F3A46"/>
+          <w:sz w:val="22"/>
+          <w:szCs w:val="22"/>
+        </w:rPr>
+        <w:t xml:space="preserve">full reproduction</w:t>
+      </w:r>
+      <w:r>
+        <w:rPr>
+          <w:rFonts w:ascii="Times New Roman" w:cs="Times New Roman" w:eastAsia="Times New Roman" w:hAnsi="Times New Roman"/>
+          <w:color w:val="1F1F1F"/>
+          <w:sz w:val="24"/>
+          <w:szCs w:val="24"/>
+        </w:rPr>
+        <w:t xml:space="preserve">.</w:t>
       </w:r>
     </w:p>
     <w:p>
@@ -856,7 +949,7 @@
           <w:sz w:val="24"/>
           <w:szCs w:val="24"/>
         </w:rPr>
-        <w:t xml:space="preserve">Xác nhận những benchmark hoặc dataset nào trong hệ </w:t>
+        <w:t xml:space="preserve">Xác nhận benchmark dataset public trong hệ </w:t>
       </w:r>
       <w:r>
         <w:rPr>
@@ -874,7 +967,7 @@
           <w:sz w:val="24"/>
           <w:szCs w:val="24"/>
         </w:rPr>
-        <w:t xml:space="preserve"> là public.</w:t>
+        <w:t xml:space="preserve">.</w:t>
       </w:r>
     </w:p>
     <w:p>
@@ -926,16 +1019,16 @@
           <w:sz w:val="24"/>
           <w:szCs w:val="24"/>
         </w:rPr>
-        <w:t xml:space="preserve">Dùng code trong </w:t>
-      </w:r>
-      <w:r>
-        <w:rPr>
-          <w:rFonts w:ascii="Consolas" w:cs="Consolas" w:eastAsia="Consolas" w:hAnsi="Consolas"/>
-          <w:color w:val="2F3A46"/>
-          <w:sz w:val="22"/>
-          <w:szCs w:val="22"/>
-        </w:rPr>
-        <w:t xml:space="preserve">Genos</w:t>
+        <w:t xml:space="preserve">Dùng </w:t>
+      </w:r>
+      <w:r>
+        <w:rPr>
+          <w:rFonts w:ascii="Consolas" w:cs="Consolas" w:eastAsia="Consolas" w:hAnsi="Consolas"/>
+          <w:color w:val="2F3A46"/>
+          <w:sz w:val="22"/>
+          <w:szCs w:val="22"/>
+        </w:rPr>
+        <w:t xml:space="preserve">zhejianglab/Gengram</w:t>
       </w:r>
       <w:r>
         <w:rPr>
@@ -987,35 +1080,120 @@
           <w:sz w:val="28"/>
           <w:szCs w:val="28"/>
         </w:rPr>
-        <w:t xml:space="preserve">Vì sao không nên bắt đầu bằng full reproduction</w:t>
-      </w:r>
-    </w:p>
-    <w:p>
-      <w:pPr>
-        <w:pStyle w:val="ListParagraph"/>
-        <w:numPr>
-          <w:ilvl w:val="0"/>
-          <w:numId w:val="1"/>
-        </w:numPr>
-        <w:spacing w:after="80" w:line="320"/>
-      </w:pPr>
-      <w:r>
-        <w:rPr>
-          <w:rFonts w:ascii="Times New Roman" w:cs="Times New Roman" w:eastAsia="Times New Roman" w:hAnsi="Times New Roman"/>
-          <w:color w:val="1F1F1F"/>
-          <w:sz w:val="24"/>
-          <w:szCs w:val="24"/>
-        </w:rPr>
-        <w:t xml:space="preserve">model lớn hơn đáng kể so với </w:t>
-      </w:r>
-      <w:r>
-        <w:rPr>
-          <w:rFonts w:ascii="Consolas" w:cs="Consolas" w:eastAsia="Consolas" w:hAnsi="Consolas"/>
-          <w:color w:val="2F3A46"/>
-          <w:sz w:val="22"/>
-          <w:szCs w:val="22"/>
-        </w:rPr>
-        <w:t xml:space="preserve">DNABERT-2</w:t>
+        <w:t xml:space="preserve">Benchmark mặc định nên chọn</w:t>
+      </w:r>
+    </w:p>
+    <w:p>
+      <w:pPr>
+        <w:spacing w:after="140" w:line="360"/>
+        <w:jc w:val="both"/>
+      </w:pPr>
+      <w:r>
+        <w:rPr>
+          <w:rFonts w:ascii="Times New Roman" w:cs="Times New Roman" w:eastAsia="Times New Roman" w:hAnsi="Times New Roman"/>
+          <w:color w:val="1F1F1F"/>
+          <w:sz w:val="24"/>
+          <w:szCs w:val="24"/>
+        </w:rPr>
+        <w:t xml:space="preserve">Benchmark mặc định nên chọn là </w:t>
+      </w:r>
+      <w:r>
+        <w:rPr>
+          <w:rFonts w:ascii="Consolas" w:cs="Consolas" w:eastAsia="Consolas" w:hAnsi="Consolas"/>
+          <w:color w:val="2F3A46"/>
+          <w:sz w:val="22"/>
+          <w:szCs w:val="22"/>
+        </w:rPr>
+        <w:t xml:space="preserve">Genomic element classification</w:t>
+      </w:r>
+      <w:r>
+        <w:rPr>
+          <w:rFonts w:ascii="Times New Roman" w:cs="Times New Roman" w:eastAsia="Times New Roman" w:hAnsi="Times New Roman"/>
+          <w:color w:val="1F1F1F"/>
+          <w:sz w:val="24"/>
+          <w:szCs w:val="24"/>
+        </w:rPr>
+        <w:t xml:space="preserve">.</w:t>
+      </w:r>
+    </w:p>
+    <w:p>
+      <w:pPr>
+        <w:spacing w:after="140" w:line="360"/>
+        <w:jc w:val="both"/>
+      </w:pPr>
+      <w:r>
+        <w:rPr>
+          <w:rFonts w:ascii="Times New Roman" w:cs="Times New Roman" w:eastAsia="Times New Roman" w:hAnsi="Times New Roman"/>
+          <w:color w:val="1F1F1F"/>
+          <w:sz w:val="24"/>
+          <w:szCs w:val="24"/>
+        </w:rPr>
+        <w:t xml:space="preserve">Lý do:</w:t>
+      </w:r>
+    </w:p>
+    <w:p>
+      <w:pPr>
+        <w:pStyle w:val="ListParagraph"/>
+        <w:numPr>
+          <w:ilvl w:val="0"/>
+          <w:numId w:val="1"/>
+        </w:numPr>
+        <w:spacing w:after="80" w:line="320"/>
+      </w:pPr>
+      <w:r>
+        <w:rPr>
+          <w:rFonts w:ascii="Times New Roman" w:cs="Times New Roman" w:eastAsia="Times New Roman" w:hAnsi="Times New Roman"/>
+          <w:color w:val="1F1F1F"/>
+          <w:sz w:val="24"/>
+          <w:szCs w:val="24"/>
+        </w:rPr>
+        <w:t xml:space="preserve">bài toán là </w:t>
+      </w:r>
+      <w:r>
+        <w:rPr>
+          <w:rFonts w:ascii="Consolas" w:cs="Consolas" w:eastAsia="Consolas" w:hAnsi="Consolas"/>
+          <w:color w:val="2F3A46"/>
+          <w:sz w:val="22"/>
+          <w:szCs w:val="22"/>
+        </w:rPr>
+        <w:t xml:space="preserve">classification</w:t>
+      </w:r>
+      <w:r>
+        <w:rPr>
+          <w:rFonts w:ascii="Times New Roman" w:cs="Times New Roman" w:eastAsia="Times New Roman" w:hAnsi="Times New Roman"/>
+          <w:color w:val="1F1F1F"/>
+          <w:sz w:val="24"/>
+          <w:szCs w:val="24"/>
+        </w:rPr>
+        <w:t xml:space="preserve">, dễ nói rõ input/output;</w:t>
+      </w:r>
+    </w:p>
+    <w:p>
+      <w:pPr>
+        <w:pStyle w:val="ListParagraph"/>
+        <w:numPr>
+          <w:ilvl w:val="0"/>
+          <w:numId w:val="1"/>
+        </w:numPr>
+        <w:spacing w:after="80" w:line="320"/>
+      </w:pPr>
+      <w:r>
+        <w:rPr>
+          <w:rFonts w:ascii="Times New Roman" w:cs="Times New Roman" w:eastAsia="Times New Roman" w:hAnsi="Times New Roman"/>
+          <w:color w:val="1F1F1F"/>
+          <w:sz w:val="24"/>
+          <w:szCs w:val="24"/>
+        </w:rPr>
+        <w:t xml:space="preserve">public dataset line đã xuất hiện trên </w:t>
+      </w:r>
+      <w:r>
+        <w:rPr>
+          <w:rFonts w:ascii="Consolas" w:cs="Consolas" w:eastAsia="Consolas" w:hAnsi="Consolas"/>
+          <w:color w:val="2F3A46"/>
+          <w:sz w:val="22"/>
+          <w:szCs w:val="22"/>
+        </w:rPr>
+        <w:t xml:space="preserve">Hugging Face</w:t>
       </w:r>
       <w:r>
         <w:rPr>
@@ -1043,45 +1221,133 @@
           <w:sz w:val="24"/>
           <w:szCs w:val="24"/>
         </w:rPr>
-        <w:t xml:space="preserve">hệ code có vẻ được thiết kế như một platform rộng hơn, không chỉ một script paper đơn;</w:t>
-      </w:r>
-    </w:p>
-    <w:p>
-      <w:pPr>
-        <w:pStyle w:val="ListParagraph"/>
-        <w:numPr>
-          <w:ilvl w:val="0"/>
-          <w:numId w:val="1"/>
-        </w:numPr>
-        <w:spacing w:after="80" w:line="320"/>
-      </w:pPr>
-      <w:r>
-        <w:rPr>
-          <w:rFonts w:ascii="Times New Roman" w:cs="Times New Roman" w:eastAsia="Times New Roman" w:hAnsi="Times New Roman"/>
-          <w:color w:val="1F1F1F"/>
-          <w:sz w:val="24"/>
-          <w:szCs w:val="24"/>
-        </w:rPr>
-        <w:t xml:space="preserve">benchmark genomics liên quan có thể nhiều hơn một task;</w:t>
-      </w:r>
-    </w:p>
-    <w:p>
-      <w:pPr>
-        <w:pStyle w:val="ListParagraph"/>
-        <w:numPr>
-          <w:ilvl w:val="0"/>
-          <w:numId w:val="1"/>
-        </w:numPr>
-        <w:spacing w:after="80" w:line="320"/>
-      </w:pPr>
-      <w:r>
-        <w:rPr>
-          <w:rFonts w:ascii="Times New Roman" w:cs="Times New Roman" w:eastAsia="Times New Roman" w:hAnsi="Times New Roman"/>
-          <w:color w:val="1F1F1F"/>
-          <w:sz w:val="24"/>
-          <w:szCs w:val="24"/>
-        </w:rPr>
-        <w:t xml:space="preserve">chi phí hiểu hệ thống trước khi chạy thường lớn.</w:t>
+        <w:t xml:space="preserve">ít nhạy cảm hơn </w:t>
+      </w:r>
+      <w:r>
+        <w:rPr>
+          <w:rFonts w:ascii="Consolas" w:cs="Consolas" w:eastAsia="Consolas" w:hAnsi="Consolas"/>
+          <w:color w:val="2F3A46"/>
+          <w:sz w:val="22"/>
+          <w:szCs w:val="22"/>
+        </w:rPr>
+        <w:t xml:space="preserve">human population classification</w:t>
+      </w:r>
+      <w:r>
+        <w:rPr>
+          <w:rFonts w:ascii="Times New Roman" w:cs="Times New Roman" w:eastAsia="Times New Roman" w:hAnsi="Times New Roman"/>
+          <w:color w:val="1F1F1F"/>
+          <w:sz w:val="24"/>
+          <w:szCs w:val="24"/>
+        </w:rPr>
+        <w:t xml:space="preserve">;</w:t>
+      </w:r>
+    </w:p>
+    <w:p>
+      <w:pPr>
+        <w:pStyle w:val="ListParagraph"/>
+        <w:numPr>
+          <w:ilvl w:val="0"/>
+          <w:numId w:val="1"/>
+        </w:numPr>
+        <w:spacing w:after="80" w:line="320"/>
+      </w:pPr>
+      <w:r>
+        <w:rPr>
+          <w:rFonts w:ascii="Times New Roman" w:cs="Times New Roman" w:eastAsia="Times New Roman" w:hAnsi="Times New Roman"/>
+          <w:color w:val="1F1F1F"/>
+          <w:sz w:val="24"/>
+          <w:szCs w:val="24"/>
+        </w:rPr>
+        <w:t xml:space="preserve">dễ làm pilot hơn </w:t>
+      </w:r>
+      <w:r>
+        <w:rPr>
+          <w:rFonts w:ascii="Consolas" w:cs="Consolas" w:eastAsia="Consolas" w:hAnsi="Consolas"/>
+          <w:color w:val="2F3A46"/>
+          <w:sz w:val="22"/>
+          <w:szCs w:val="22"/>
+        </w:rPr>
+        <w:t xml:space="preserve">variant hotspot</w:t>
+      </w:r>
+      <w:r>
+        <w:rPr>
+          <w:rFonts w:ascii="Times New Roman" w:cs="Times New Roman" w:eastAsia="Times New Roman" w:hAnsi="Times New Roman"/>
+          <w:color w:val="1F1F1F"/>
+          <w:sz w:val="24"/>
+          <w:szCs w:val="24"/>
+        </w:rPr>
+        <w:t xml:space="preserve">.</w:t>
+      </w:r>
+    </w:p>
+    <w:p>
+      <w:pPr>
+        <w:spacing w:after="140" w:line="360"/>
+        <w:jc w:val="both"/>
+      </w:pPr>
+      <w:r>
+        <w:rPr>
+          <w:rFonts w:ascii="Times New Roman" w:cs="Times New Roman" w:eastAsia="Times New Roman" w:hAnsi="Times New Roman"/>
+          <w:color w:val="1F1F1F"/>
+          <w:sz w:val="24"/>
+          <w:szCs w:val="24"/>
+        </w:rPr>
+        <w:t xml:space="preserve">Hai benchmark còn lại nên xem là hướng mở rộng:</w:t>
+      </w:r>
+    </w:p>
+    <w:p>
+      <w:pPr>
+        <w:pStyle w:val="ListParagraph"/>
+        <w:numPr>
+          <w:ilvl w:val="0"/>
+          <w:numId w:val="1"/>
+        </w:numPr>
+        <w:spacing w:after="80" w:line="320"/>
+      </w:pPr>
+      <w:r>
+        <w:rPr>
+          <w:rFonts w:ascii="Consolas" w:cs="Consolas" w:eastAsia="Consolas" w:hAnsi="Consolas"/>
+          <w:color w:val="2F3A46"/>
+          <w:sz w:val="22"/>
+          <w:szCs w:val="22"/>
+        </w:rPr>
+        <w:t xml:space="preserve">Human population classification</w:t>
+      </w:r>
+      <w:r>
+        <w:rPr>
+          <w:rFonts w:ascii="Times New Roman" w:cs="Times New Roman" w:eastAsia="Times New Roman" w:hAnsi="Times New Roman"/>
+          <w:color w:val="1F1F1F"/>
+          <w:sz w:val="24"/>
+          <w:szCs w:val="24"/>
+        </w:rPr>
+        <w:t xml:space="preserve">: hấp dẫn nhưng nhạy cảm hơn về diễn giải sinh học.</w:t>
+      </w:r>
+    </w:p>
+    <w:p>
+      <w:pPr>
+        <w:pStyle w:val="ListParagraph"/>
+        <w:numPr>
+          <w:ilvl w:val="0"/>
+          <w:numId w:val="1"/>
+        </w:numPr>
+        <w:spacing w:after="80" w:line="320"/>
+      </w:pPr>
+      <w:r>
+        <w:rPr>
+          <w:rFonts w:ascii="Consolas" w:cs="Consolas" w:eastAsia="Consolas" w:hAnsi="Consolas"/>
+          <w:color w:val="2F3A46"/>
+          <w:sz w:val="22"/>
+          <w:szCs w:val="22"/>
+        </w:rPr>
+        <w:t xml:space="preserve">Variant hotspot</w:t>
+      </w:r>
+      <w:r>
+        <w:rPr>
+          <w:rFonts w:ascii="Times New Roman" w:cs="Times New Roman" w:eastAsia="Times New Roman" w:hAnsi="Times New Roman"/>
+          <w:color w:val="1F1F1F"/>
+          <w:sz w:val="24"/>
+          <w:szCs w:val="24"/>
+        </w:rPr>
+        <w:t xml:space="preserve">: có tiềm năng ứng dụng, nhưng đòi hỏi cẩn trọng hơn về metric và biological interpretation.</w:t>
       </w:r>
     </w:p>
     <w:p>
@@ -1098,6 +1364,117 @@
           <w:sz w:val="28"/>
           <w:szCs w:val="28"/>
         </w:rPr>
+        <w:t xml:space="preserve">Vì sao không nên bắt đầu bằng full reproduction</w:t>
+      </w:r>
+    </w:p>
+    <w:p>
+      <w:pPr>
+        <w:pStyle w:val="ListParagraph"/>
+        <w:numPr>
+          <w:ilvl w:val="0"/>
+          <w:numId w:val="1"/>
+        </w:numPr>
+        <w:spacing w:after="80" w:line="320"/>
+      </w:pPr>
+      <w:r>
+        <w:rPr>
+          <w:rFonts w:ascii="Times New Roman" w:cs="Times New Roman" w:eastAsia="Times New Roman" w:hAnsi="Times New Roman"/>
+          <w:color w:val="1F1F1F"/>
+          <w:sz w:val="24"/>
+          <w:szCs w:val="24"/>
+        </w:rPr>
+        <w:t xml:space="preserve">model lớn hơn đáng kể so với </w:t>
+      </w:r>
+      <w:r>
+        <w:rPr>
+          <w:rFonts w:ascii="Consolas" w:cs="Consolas" w:eastAsia="Consolas" w:hAnsi="Consolas"/>
+          <w:color w:val="2F3A46"/>
+          <w:sz w:val="22"/>
+          <w:szCs w:val="22"/>
+        </w:rPr>
+        <w:t xml:space="preserve">DNABERT-2</w:t>
+      </w:r>
+      <w:r>
+        <w:rPr>
+          <w:rFonts w:ascii="Times New Roman" w:cs="Times New Roman" w:eastAsia="Times New Roman" w:hAnsi="Times New Roman"/>
+          <w:color w:val="1F1F1F"/>
+          <w:sz w:val="24"/>
+          <w:szCs w:val="24"/>
+        </w:rPr>
+        <w:t xml:space="preserve">;</w:t>
+      </w:r>
+    </w:p>
+    <w:p>
+      <w:pPr>
+        <w:pStyle w:val="ListParagraph"/>
+        <w:numPr>
+          <w:ilvl w:val="0"/>
+          <w:numId w:val="1"/>
+        </w:numPr>
+        <w:spacing w:after="80" w:line="320"/>
+      </w:pPr>
+      <w:r>
+        <w:rPr>
+          <w:rFonts w:ascii="Times New Roman" w:cs="Times New Roman" w:eastAsia="Times New Roman" w:hAnsi="Times New Roman"/>
+          <w:color w:val="1F1F1F"/>
+          <w:sz w:val="24"/>
+          <w:szCs w:val="24"/>
+        </w:rPr>
+        <w:t xml:space="preserve">hệ code có vẻ được thiết kế như một platform rộng hơn, không chỉ một script paper đơn;</w:t>
+      </w:r>
+    </w:p>
+    <w:p>
+      <w:pPr>
+        <w:pStyle w:val="ListParagraph"/>
+        <w:numPr>
+          <w:ilvl w:val="0"/>
+          <w:numId w:val="1"/>
+        </w:numPr>
+        <w:spacing w:after="80" w:line="320"/>
+      </w:pPr>
+      <w:r>
+        <w:rPr>
+          <w:rFonts w:ascii="Times New Roman" w:cs="Times New Roman" w:eastAsia="Times New Roman" w:hAnsi="Times New Roman"/>
+          <w:color w:val="1F1F1F"/>
+          <w:sz w:val="24"/>
+          <w:szCs w:val="24"/>
+        </w:rPr>
+        <w:t xml:space="preserve">benchmark genomics liên quan có thể nhiều hơn một task;</w:t>
+      </w:r>
+    </w:p>
+    <w:p>
+      <w:pPr>
+        <w:pStyle w:val="ListParagraph"/>
+        <w:numPr>
+          <w:ilvl w:val="0"/>
+          <w:numId w:val="1"/>
+        </w:numPr>
+        <w:spacing w:after="80" w:line="320"/>
+      </w:pPr>
+      <w:r>
+        <w:rPr>
+          <w:rFonts w:ascii="Times New Roman" w:cs="Times New Roman" w:eastAsia="Times New Roman" w:hAnsi="Times New Roman"/>
+          <w:color w:val="1F1F1F"/>
+          <w:sz w:val="24"/>
+          <w:szCs w:val="24"/>
+        </w:rPr>
+        <w:t xml:space="preserve">chi phí hiểu hệ thống trước khi chạy thường lớn.</w:t>
+      </w:r>
+    </w:p>
+    <w:p>
+      <w:pPr>
+        <w:pStyle w:val="Heading2"/>
+        <w:spacing w:after="120" w:before="260"/>
+      </w:pPr>
+      <w:r>
+        <w:rPr>
+          <w:rFonts w:ascii="Times New Roman" w:cs="Times New Roman" w:eastAsia="Times New Roman" w:hAnsi="Times New Roman"/>
+          <w:b/>
+          <w:bCs/>
+          <w:color w:val="1F4E79"/>
+          <w:sz w:val="28"/>
+          <w:szCs w:val="28"/>
+        </w:rPr>
         <w:t xml:space="preserve">Loại output nên kỳ vọng ở bước đầu</w:t>
       </w:r>
     </w:p>
@@ -1151,7 +1528,7 @@
           <w:sz w:val="24"/>
           <w:szCs w:val="24"/>
         </w:rPr>
-        <w:t xml:space="preserve">xác nhận đường inference hoặc evaluation tối thiểu;</w:t>
+        <w:t xml:space="preserve">xác nhận đường inference hoặc evaluation tối thiểu từ repo chính thức;</w:t>
       </w:r>
     </w:p>
     <w:p>
@@ -1190,6 +1567,146 @@
           <w:szCs w:val="24"/>
         </w:rPr>
         <w:t xml:space="preserve">ghi rõ phần nào là đã chạy được, phần nào mới chỉ dừng ở research.</w:t>
+      </w:r>
+    </w:p>
+    <w:p>
+      <w:pPr>
+        <w:pStyle w:val="Heading2"/>
+        <w:spacing w:after="120" w:before="260"/>
+      </w:pPr>
+      <w:r>
+        <w:rPr>
+          <w:rFonts w:ascii="Times New Roman" w:cs="Times New Roman" w:eastAsia="Times New Roman" w:hAnsi="Times New Roman"/>
+          <w:b/>
+          <w:bCs/>
+          <w:color w:val="1F4E79"/>
+          <w:sz w:val="28"/>
+          <w:szCs w:val="28"/>
+        </w:rPr>
+        <w:t xml:space="preserve">Trạng thái hiện tại của topic trong workspace</w:t>
+      </w:r>
+    </w:p>
+    <w:p>
+      <w:pPr>
+        <w:spacing w:after="140" w:line="360"/>
+        <w:jc w:val="both"/>
+      </w:pPr>
+      <w:r>
+        <w:rPr>
+          <w:rFonts w:ascii="Times New Roman" w:cs="Times New Roman" w:eastAsia="Times New Roman" w:hAnsi="Times New Roman"/>
+          <w:color w:val="1F1F1F"/>
+          <w:sz w:val="24"/>
+          <w:szCs w:val="24"/>
+        </w:rPr>
+        <w:t xml:space="preserve">So với thời điểm đầu, </w:t>
+      </w:r>
+      <w:r>
+        <w:rPr>
+          <w:rFonts w:ascii="Consolas" w:cs="Consolas" w:eastAsia="Consolas" w:hAnsi="Consolas"/>
+          <w:color w:val="2F3A46"/>
+          <w:sz w:val="22"/>
+          <w:szCs w:val="22"/>
+        </w:rPr>
+        <w:t xml:space="preserve">Gengram</w:t>
+      </w:r>
+      <w:r>
+        <w:rPr>
+          <w:rFonts w:ascii="Times New Roman" w:cs="Times New Roman" w:eastAsia="Times New Roman" w:hAnsi="Times New Roman"/>
+          <w:color w:val="1F1F1F"/>
+          <w:sz w:val="24"/>
+          <w:szCs w:val="24"/>
+        </w:rPr>
+        <w:t xml:space="preserve"> trong workspace này đã có bước tiến rõ:</w:t>
+      </w:r>
+    </w:p>
+    <w:p>
+      <w:pPr>
+        <w:pStyle w:val="ListParagraph"/>
+        <w:numPr>
+          <w:ilvl w:val="0"/>
+          <w:numId w:val="1"/>
+        </w:numPr>
+        <w:spacing w:after="80" w:line="320"/>
+      </w:pPr>
+      <w:r>
+        <w:rPr>
+          <w:rFonts w:ascii="Times New Roman" w:cs="Times New Roman" w:eastAsia="Times New Roman" w:hAnsi="Times New Roman"/>
+          <w:color w:val="1F1F1F"/>
+          <w:sz w:val="24"/>
+          <w:szCs w:val="24"/>
+        </w:rPr>
+        <w:t xml:space="preserve">tên paper và provenance đã được sửa theo source mới hơn;</w:t>
+      </w:r>
+    </w:p>
+    <w:p>
+      <w:pPr>
+        <w:pStyle w:val="ListParagraph"/>
+        <w:numPr>
+          <w:ilvl w:val="0"/>
+          <w:numId w:val="1"/>
+        </w:numPr>
+        <w:spacing w:after="80" w:line="320"/>
+      </w:pPr>
+      <w:r>
+        <w:rPr>
+          <w:rFonts w:ascii="Times New Roman" w:cs="Times New Roman" w:eastAsia="Times New Roman" w:hAnsi="Times New Roman"/>
+          <w:color w:val="1F1F1F"/>
+          <w:sz w:val="24"/>
+          <w:szCs w:val="24"/>
+        </w:rPr>
+        <w:t xml:space="preserve">benchmark khả thi đã được khóa lại thay vì để mơ hồ;</w:t>
+      </w:r>
+    </w:p>
+    <w:p>
+      <w:pPr>
+        <w:pStyle w:val="ListParagraph"/>
+        <w:numPr>
+          <w:ilvl w:val="0"/>
+          <w:numId w:val="1"/>
+        </w:numPr>
+        <w:spacing w:after="80" w:line="320"/>
+      </w:pPr>
+      <w:r>
+        <w:rPr>
+          <w:rFonts w:ascii="Times New Roman" w:cs="Times New Roman" w:eastAsia="Times New Roman" w:hAnsi="Times New Roman"/>
+          <w:color w:val="1F1F1F"/>
+          <w:sz w:val="24"/>
+          <w:szCs w:val="24"/>
+        </w:rPr>
+        <w:t xml:space="preserve">đã có một </w:t>
+      </w:r>
+      <w:r>
+        <w:rPr>
+          <w:rFonts w:ascii="Consolas" w:cs="Consolas" w:eastAsia="Consolas" w:hAnsi="Consolas"/>
+          <w:color w:val="2F3A46"/>
+          <w:sz w:val="22"/>
+          <w:szCs w:val="22"/>
+        </w:rPr>
+        <w:t xml:space="preserve">minimal replication plan</w:t>
+      </w:r>
+      <w:r>
+        <w:rPr>
+          <w:rFonts w:ascii="Times New Roman" w:cs="Times New Roman" w:eastAsia="Times New Roman" w:hAnsi="Times New Roman"/>
+          <w:color w:val="1F1F1F"/>
+          <w:sz w:val="24"/>
+          <w:szCs w:val="24"/>
+        </w:rPr>
+        <w:t xml:space="preserve"> riêng để chuẩn bị cho bước implementation.</w:t>
+      </w:r>
+    </w:p>
+    <w:p>
+      <w:pPr>
+        <w:spacing w:after="140" w:line="360"/>
+        <w:jc w:val="both"/>
+      </w:pPr>
+      <w:r>
+        <w:rPr>
+          <w:rFonts w:ascii="Times New Roman" w:cs="Times New Roman" w:eastAsia="Times New Roman" w:hAnsi="Times New Roman"/>
+          <w:color w:val="1F1F1F"/>
+          <w:sz w:val="24"/>
+          <w:szCs w:val="24"/>
+        </w:rPr>
+        <w:t xml:space="preserve">Điểm chưa có vẫn là code chạy thật, log thực nghiệm, và kết quả benchmark.</w:t>
       </w:r>
     </w:p>
     <w:p>
